--- a/Documentation/Performance Testing(5)/User Acceptance Testing (UAT) Template.docx
+++ b/Documentation/Performance Testing(5)/User Acceptance Testing (UAT) Template.docx
@@ -455,6 +455,15 @@
         <w:spacing w:after="160" w:line="259" w:lineRule="auto"/>
         <w:rPr>
           <w:rFonts w:ascii="Calibri" w:eastAsia="Calibri" w:hAnsi="Calibri" w:cs="Calibri"/>
+          <w:lang w:val="en-IN"/>
+        </w:rPr>
+      </w:pPr>
+    </w:p>
+    <w:p>
+      <w:pPr>
+        <w:spacing w:after="160" w:line="259" w:lineRule="auto"/>
+        <w:rPr>
+          <w:rFonts w:ascii="Calibri" w:eastAsia="Calibri" w:hAnsi="Calibri" w:cs="Calibri"/>
           <w:b/>
         </w:rPr>
       </w:pPr>
@@ -478,6 +487,7 @@
           <w:lang w:val="en-IN"/>
         </w:rPr>
       </w:pPr>
+      <w:proofErr w:type="gramStart"/>
       <w:r>
         <w:rPr>
           <w:rFonts w:ascii="Times New Roman" w:eastAsia="Times New Roman" w:hAnsi="Symbol" w:cs="Times New Roman"/>
@@ -494,7 +504,17 @@
           <w:szCs w:val="24"/>
           <w:lang w:val="en-IN"/>
         </w:rPr>
-        <w:t xml:space="preserve">  User registration, login, logout</w:t>
+        <w:t xml:space="preserve">  User</w:t>
+      </w:r>
+      <w:proofErr w:type="gramEnd"/>
+      <w:r>
+        <w:rPr>
+          <w:rFonts w:ascii="Times New Roman" w:eastAsia="Times New Roman" w:hAnsi="Times New Roman" w:cs="Times New Roman"/>
+          <w:sz w:val="24"/>
+          <w:szCs w:val="24"/>
+          <w:lang w:val="en-IN"/>
+        </w:rPr>
+        <w:t xml:space="preserve"> registration, login, logout</w:t>
       </w:r>
     </w:p>
     <w:p>
@@ -508,6 +528,7 @@
           <w:lang w:val="en-IN"/>
         </w:rPr>
       </w:pPr>
+      <w:proofErr w:type="gramStart"/>
       <w:r>
         <w:rPr>
           <w:rFonts w:ascii="Times New Roman" w:eastAsia="Times New Roman" w:hAnsi="Symbol" w:cs="Times New Roman"/>
@@ -535,6 +556,7 @@
         </w:rPr>
         <w:t>T</w:t>
       </w:r>
+      <w:proofErr w:type="gramEnd"/>
       <w:r>
         <w:rPr>
           <w:rFonts w:ascii="Times New Roman" w:eastAsia="Times New Roman" w:hAnsi="Times New Roman" w:cs="Times New Roman"/>
@@ -556,6 +578,7 @@
           <w:lang w:val="en-IN"/>
         </w:rPr>
       </w:pPr>
+      <w:proofErr w:type="gramStart"/>
       <w:r>
         <w:rPr>
           <w:rFonts w:ascii="Times New Roman" w:eastAsia="Times New Roman" w:hAnsi="Symbol" w:cs="Times New Roman"/>
@@ -572,7 +595,17 @@
           <w:szCs w:val="24"/>
           <w:lang w:val="en-IN"/>
         </w:rPr>
-        <w:t xml:space="preserve">  User profile view/update (photo, bio, basic info)</w:t>
+        <w:t xml:space="preserve">  User</w:t>
+      </w:r>
+      <w:proofErr w:type="gramEnd"/>
+      <w:r>
+        <w:rPr>
+          <w:rFonts w:ascii="Times New Roman" w:eastAsia="Times New Roman" w:hAnsi="Times New Roman" w:cs="Times New Roman"/>
+          <w:sz w:val="24"/>
+          <w:szCs w:val="24"/>
+          <w:lang w:val="en-IN"/>
+        </w:rPr>
+        <w:t xml:space="preserve"> profile view/update (photo, bio, basic info)</w:t>
       </w:r>
     </w:p>
     <w:p>
@@ -587,6 +620,7 @@
           <w:lang w:val="en-IN"/>
         </w:rPr>
       </w:pPr>
+      <w:proofErr w:type="gramStart"/>
       <w:r>
         <w:rPr>
           <w:rFonts w:ascii="Times New Roman" w:eastAsia="Times New Roman" w:hAnsi="Symbol" w:cs="Times New Roman"/>
@@ -603,7 +637,17 @@
           <w:szCs w:val="24"/>
           <w:lang w:val="en-IN"/>
         </w:rPr>
-        <w:t xml:space="preserve">  Follow/unfollow users</w:t>
+        <w:t xml:space="preserve">  Follow</w:t>
+      </w:r>
+      <w:proofErr w:type="gramEnd"/>
+      <w:r>
+        <w:rPr>
+          <w:rFonts w:ascii="Times New Roman" w:eastAsia="Times New Roman" w:hAnsi="Times New Roman" w:cs="Times New Roman"/>
+          <w:sz w:val="24"/>
+          <w:szCs w:val="24"/>
+          <w:lang w:val="en-IN"/>
+        </w:rPr>
+        <w:t>/unfollow users</w:t>
       </w:r>
     </w:p>
     <w:p>
@@ -618,6 +662,7 @@
           <w:lang w:val="en-IN"/>
         </w:rPr>
       </w:pPr>
+      <w:proofErr w:type="gramStart"/>
       <w:r>
         <w:rPr>
           <w:rFonts w:ascii="Times New Roman" w:eastAsia="Times New Roman" w:hAnsi="Symbol" w:cs="Times New Roman"/>
@@ -634,7 +679,17 @@
           <w:szCs w:val="24"/>
           <w:lang w:val="en-IN"/>
         </w:rPr>
-        <w:t xml:space="preserve">  Create/edit/delete posts</w:t>
+        <w:t xml:space="preserve">  Create</w:t>
+      </w:r>
+      <w:proofErr w:type="gramEnd"/>
+      <w:r>
+        <w:rPr>
+          <w:rFonts w:ascii="Times New Roman" w:eastAsia="Times New Roman" w:hAnsi="Times New Roman" w:cs="Times New Roman"/>
+          <w:sz w:val="24"/>
+          <w:szCs w:val="24"/>
+          <w:lang w:val="en-IN"/>
+        </w:rPr>
+        <w:t>/edit/delete posts</w:t>
       </w:r>
     </w:p>
     <w:p>
@@ -649,6 +704,7 @@
           <w:lang w:val="en-IN"/>
         </w:rPr>
       </w:pPr>
+      <w:proofErr w:type="gramStart"/>
       <w:r>
         <w:rPr>
           <w:rFonts w:ascii="Times New Roman" w:eastAsia="Times New Roman" w:hAnsi="Symbol" w:cs="Times New Roman"/>
@@ -665,7 +721,17 @@
           <w:szCs w:val="24"/>
           <w:lang w:val="en-IN"/>
         </w:rPr>
-        <w:t xml:space="preserve">  Like/unlike posts</w:t>
+        <w:t xml:space="preserve">  Like</w:t>
+      </w:r>
+      <w:proofErr w:type="gramEnd"/>
+      <w:r>
+        <w:rPr>
+          <w:rFonts w:ascii="Times New Roman" w:eastAsia="Times New Roman" w:hAnsi="Times New Roman" w:cs="Times New Roman"/>
+          <w:sz w:val="24"/>
+          <w:szCs w:val="24"/>
+          <w:lang w:val="en-IN"/>
+        </w:rPr>
+        <w:t>/unlike posts</w:t>
       </w:r>
     </w:p>
     <w:p>
@@ -680,6 +746,7 @@
           <w:lang w:val="en-IN"/>
         </w:rPr>
       </w:pPr>
+      <w:proofErr w:type="gramStart"/>
       <w:r>
         <w:rPr>
           <w:rFonts w:ascii="Times New Roman" w:eastAsia="Times New Roman" w:hAnsi="Symbol" w:cs="Times New Roman"/>
@@ -696,7 +763,37 @@
           <w:szCs w:val="24"/>
           <w:lang w:val="en-IN"/>
         </w:rPr>
-        <w:t xml:space="preserve">  Comment on posts and view comment list</w:t>
+        <w:t xml:space="preserve">  Save</w:t>
+      </w:r>
+      <w:proofErr w:type="gramEnd"/>
+      <w:r>
+        <w:rPr>
+          <w:rFonts w:ascii="Times New Roman" w:eastAsia="Times New Roman" w:hAnsi="Times New Roman" w:cs="Times New Roman"/>
+          <w:sz w:val="24"/>
+          <w:szCs w:val="24"/>
+          <w:lang w:val="en-IN"/>
+        </w:rPr>
+        <w:t>/</w:t>
+      </w:r>
+      <w:proofErr w:type="spellStart"/>
+      <w:r>
+        <w:rPr>
+          <w:rFonts w:ascii="Times New Roman" w:eastAsia="Times New Roman" w:hAnsi="Times New Roman" w:cs="Times New Roman"/>
+          <w:sz w:val="24"/>
+          <w:szCs w:val="24"/>
+          <w:lang w:val="en-IN"/>
+        </w:rPr>
+        <w:t>unsave</w:t>
+      </w:r>
+      <w:proofErr w:type="spellEnd"/>
+      <w:r>
+        <w:rPr>
+          <w:rFonts w:ascii="Times New Roman" w:eastAsia="Times New Roman" w:hAnsi="Times New Roman" w:cs="Times New Roman"/>
+          <w:sz w:val="24"/>
+          <w:szCs w:val="24"/>
+          <w:lang w:val="en-IN"/>
+        </w:rPr>
+        <w:t xml:space="preserve"> posts and view saved posts list</w:t>
       </w:r>
     </w:p>
     <w:p>
@@ -711,6 +808,7 @@
           <w:lang w:val="en-IN"/>
         </w:rPr>
       </w:pPr>
+      <w:proofErr w:type="gramStart"/>
       <w:r>
         <w:rPr>
           <w:rFonts w:ascii="Times New Roman" w:eastAsia="Times New Roman" w:hAnsi="Symbol" w:cs="Times New Roman"/>
@@ -727,9 +825,9 @@
           <w:szCs w:val="24"/>
           <w:lang w:val="en-IN"/>
         </w:rPr>
-        <w:t xml:space="preserve">  Save/</w:t>
-      </w:r>
-      <w:proofErr w:type="spellStart"/>
+        <w:t xml:space="preserve">  Real</w:t>
+      </w:r>
+      <w:proofErr w:type="gramEnd"/>
       <w:r>
         <w:rPr>
           <w:rFonts w:ascii="Times New Roman" w:eastAsia="Times New Roman" w:hAnsi="Times New Roman" w:cs="Times New Roman"/>
@@ -737,17 +835,7 @@
           <w:szCs w:val="24"/>
           <w:lang w:val="en-IN"/>
         </w:rPr>
-        <w:t>unsave</w:t>
-      </w:r>
-      <w:proofErr w:type="spellEnd"/>
-      <w:r>
-        <w:rPr>
-          <w:rFonts w:ascii="Times New Roman" w:eastAsia="Times New Roman" w:hAnsi="Times New Roman" w:cs="Times New Roman"/>
-          <w:sz w:val="24"/>
-          <w:szCs w:val="24"/>
-          <w:lang w:val="en-IN"/>
-        </w:rPr>
-        <w:t xml:space="preserve"> posts and view saved posts list</w:t>
+        <w:t>-time 1:1 and group messaging</w:t>
       </w:r>
     </w:p>
     <w:p>
@@ -762,6 +850,7 @@
           <w:lang w:val="en-IN"/>
         </w:rPr>
       </w:pPr>
+      <w:proofErr w:type="gramStart"/>
       <w:r>
         <w:rPr>
           <w:rFonts w:ascii="Times New Roman" w:eastAsia="Times New Roman" w:hAnsi="Symbol" w:cs="Times New Roman"/>
@@ -778,172 +867,18 @@
           <w:szCs w:val="24"/>
           <w:lang w:val="en-IN"/>
         </w:rPr>
-        <w:t xml:space="preserve">  Create/view stories with viewer tracking</w:t>
-      </w:r>
-    </w:p>
-    <w:p>
-      <w:pPr>
-        <w:pStyle w:val="ListParagraph"/>
-        <w:spacing w:before="100" w:beforeAutospacing="1" w:after="100" w:afterAutospacing="1" w:line="360" w:lineRule="auto"/>
-        <w:ind w:left="0"/>
+        <w:t xml:space="preserve">  Search</w:t>
+      </w:r>
+      <w:proofErr w:type="gramEnd"/>
+      <w:r>
         <w:rPr>
           <w:rFonts w:ascii="Times New Roman" w:eastAsia="Times New Roman" w:hAnsi="Times New Roman" w:cs="Times New Roman"/>
           <w:sz w:val="24"/>
           <w:szCs w:val="24"/>
           <w:lang w:val="en-IN"/>
         </w:rPr>
-      </w:pPr>
-      <w:r>
-        <w:rPr>
-          <w:rFonts w:ascii="Times New Roman" w:eastAsia="Times New Roman" w:hAnsi="Symbol" w:cs="Times New Roman"/>
-          <w:sz w:val="24"/>
-          <w:szCs w:val="24"/>
-          <w:lang w:val="en-IN"/>
-        </w:rPr>
-        <w:t></w:t>
-      </w:r>
-      <w:r>
-        <w:rPr>
-          <w:rFonts w:ascii="Times New Roman" w:eastAsia="Times New Roman" w:hAnsi="Times New Roman" w:cs="Times New Roman"/>
-          <w:sz w:val="24"/>
-          <w:szCs w:val="24"/>
-          <w:lang w:val="en-IN"/>
-        </w:rPr>
-        <w:t xml:space="preserve">  Story auto-expiry after 24 hours</w:t>
-      </w:r>
-    </w:p>
-    <w:p>
-      <w:pPr>
-        <w:pStyle w:val="ListParagraph"/>
-        <w:spacing w:before="100" w:beforeAutospacing="1" w:after="100" w:afterAutospacing="1" w:line="360" w:lineRule="auto"/>
-        <w:ind w:left="0"/>
-        <w:rPr>
-          <w:rFonts w:ascii="Times New Roman" w:eastAsia="Times New Roman" w:hAnsi="Times New Roman" w:cs="Times New Roman"/>
-          <w:sz w:val="24"/>
-          <w:szCs w:val="24"/>
-          <w:lang w:val="en-IN"/>
-        </w:rPr>
-      </w:pPr>
-      <w:r>
-        <w:rPr>
-          <w:rFonts w:ascii="Times New Roman" w:eastAsia="Times New Roman" w:hAnsi="Symbol" w:cs="Times New Roman"/>
-          <w:sz w:val="24"/>
-          <w:szCs w:val="24"/>
-          <w:lang w:val="en-IN"/>
-        </w:rPr>
-        <w:t></w:t>
-      </w:r>
-      <w:r>
-        <w:rPr>
-          <w:rFonts w:ascii="Times New Roman" w:eastAsia="Times New Roman" w:hAnsi="Times New Roman" w:cs="Times New Roman"/>
-          <w:sz w:val="24"/>
-          <w:szCs w:val="24"/>
-          <w:lang w:val="en-IN"/>
-        </w:rPr>
-        <w:t xml:space="preserve">  Real-time 1:1 and group messaging</w:t>
-      </w:r>
-    </w:p>
-    <w:p>
-      <w:pPr>
-        <w:pStyle w:val="ListParagraph"/>
-        <w:spacing w:before="100" w:beforeAutospacing="1" w:after="100" w:afterAutospacing="1" w:line="360" w:lineRule="auto"/>
-        <w:ind w:left="0"/>
-        <w:rPr>
-          <w:rFonts w:ascii="Times New Roman" w:eastAsia="Times New Roman" w:hAnsi="Times New Roman" w:cs="Times New Roman"/>
-          <w:sz w:val="24"/>
-          <w:szCs w:val="24"/>
-          <w:lang w:val="en-IN"/>
-        </w:rPr>
-      </w:pPr>
-      <w:r>
-        <w:rPr>
-          <w:rFonts w:ascii="Times New Roman" w:eastAsia="Times New Roman" w:hAnsi="Symbol" w:cs="Times New Roman"/>
-          <w:sz w:val="24"/>
-          <w:szCs w:val="24"/>
-          <w:lang w:val="en-IN"/>
-        </w:rPr>
-        <w:t></w:t>
-      </w:r>
-      <w:r>
-        <w:rPr>
-          <w:rFonts w:ascii="Times New Roman" w:eastAsia="Times New Roman" w:hAnsi="Times New Roman" w:cs="Times New Roman"/>
-          <w:sz w:val="24"/>
-          <w:szCs w:val="24"/>
-          <w:lang w:val="en-IN"/>
-        </w:rPr>
-        <w:t xml:space="preserve">  Real-time notifications (likes, comments, follows, messages)</w:t>
-      </w:r>
-    </w:p>
-    <w:p>
-      <w:pPr>
-        <w:pStyle w:val="ListParagraph"/>
-        <w:spacing w:before="100" w:beforeAutospacing="1" w:after="100" w:afterAutospacing="1" w:line="360" w:lineRule="auto"/>
-        <w:ind w:left="0"/>
-        <w:rPr>
-          <w:rFonts w:ascii="Times New Roman" w:eastAsia="Times New Roman" w:hAnsi="Times New Roman" w:cs="Times New Roman"/>
-          <w:sz w:val="24"/>
-          <w:szCs w:val="24"/>
-          <w:lang w:val="en-IN"/>
-        </w:rPr>
-      </w:pPr>
-      <w:r>
-        <w:rPr>
-          <w:rFonts w:ascii="Times New Roman" w:eastAsia="Times New Roman" w:hAnsi="Symbol" w:cs="Times New Roman"/>
-          <w:sz w:val="24"/>
-          <w:szCs w:val="24"/>
-          <w:lang w:val="en-IN"/>
-        </w:rPr>
-        <w:t></w:t>
-      </w:r>
-      <w:r>
-        <w:rPr>
-          <w:rFonts w:ascii="Times New Roman" w:eastAsia="Times New Roman" w:hAnsi="Times New Roman" w:cs="Times New Roman"/>
-          <w:sz w:val="24"/>
-          <w:szCs w:val="24"/>
-          <w:lang w:val="en-IN"/>
-        </w:rPr>
-        <w:t xml:space="preserve">  Search users and explore/trending feed</w:t>
-      </w:r>
-    </w:p>
-    <w:p>
-      <w:pPr>
-        <w:pStyle w:val="ListParagraph"/>
-        <w:spacing w:before="100" w:beforeAutospacing="1" w:after="100" w:afterAutospacing="1" w:line="360" w:lineRule="auto"/>
-        <w:ind w:left="0"/>
-        <w:rPr>
-          <w:rFonts w:ascii="Times New Roman" w:eastAsia="Times New Roman" w:hAnsi="Times New Roman" w:cs="Times New Roman"/>
-          <w:sz w:val="24"/>
-          <w:szCs w:val="24"/>
-          <w:lang w:val="en-IN"/>
-        </w:rPr>
-      </w:pPr>
-      <w:r>
-        <w:rPr>
-          <w:rFonts w:ascii="Times New Roman" w:eastAsia="Times New Roman" w:hAnsi="Symbol" w:cs="Times New Roman"/>
-          <w:sz w:val="24"/>
-          <w:szCs w:val="24"/>
-          <w:lang w:val="en-IN"/>
-        </w:rPr>
-        <w:t></w:t>
-      </w:r>
-      <w:r>
-        <w:rPr>
-          <w:rFonts w:ascii="Times New Roman" w:eastAsia="Times New Roman" w:hAnsi="Times New Roman" w:cs="Times New Roman"/>
-          <w:sz w:val="24"/>
-          <w:szCs w:val="24"/>
-          <w:lang w:val="en-IN"/>
-        </w:rPr>
-        <w:t xml:space="preserve">  Media upload validation (type/size)</w:t>
-      </w:r>
-    </w:p>
-    <w:p>
-      <w:pPr>
-        <w:spacing w:after="160" w:line="259" w:lineRule="auto"/>
-        <w:ind w:left="720"/>
-        <w:rPr>
-          <w:rFonts w:ascii="Calibri" w:eastAsia="Calibri" w:hAnsi="Calibri" w:cs="Calibri"/>
-        </w:rPr>
-      </w:pPr>
+        <w:t xml:space="preserve"> users and explore/trending feed</w:t>
+      </w:r>
     </w:p>
     <w:p>
       <w:pPr>
@@ -1041,6 +976,7 @@
           <w:rFonts w:ascii="Calibri" w:eastAsia="Calibri" w:hAnsi="Calibri" w:cs="Calibri"/>
           <w:lang w:val="en-IN"/>
         </w:rPr>
+        <w:lastRenderedPageBreak/>
         <w:t>As a user, I want to follow others and see relevant updates in my feed.</w:t>
       </w:r>
     </w:p>
@@ -1195,22 +1131,9 @@
         </w:rPr>
         <w:t xml:space="preserve"> </w:t>
       </w:r>
-      <w:hyperlink r:id="rId6" w:history="1">
-        <w:r>
-          <w:rPr>
-            <w:rStyle w:val="Hyperlink"/>
-            <w:rFonts w:ascii="Calibri" w:eastAsia="Calibri" w:hAnsi="Calibri" w:cs="Calibri"/>
-          </w:rPr>
-          <w:t>nexaspace</w:t>
-        </w:r>
-        <w:r>
-          <w:rPr>
-            <w:rStyle w:val="Hyperlink"/>
-            <w:rFonts w:ascii="Calibri" w:eastAsia="Calibri" w:hAnsi="Calibri" w:cs="Calibri"/>
-          </w:rPr>
-          <w:t>app.example.com</w:t>
-        </w:r>
-      </w:hyperlink>
+      <w:r>
+        <w:t>localhost:5173/</w:t>
+      </w:r>
       <w:r>
         <w:rPr>
           <w:rFonts w:ascii="Calibri" w:eastAsia="Calibri" w:hAnsi="Calibri" w:cs="Calibri"/>
@@ -1235,6 +1158,7 @@
           <w:rFonts w:ascii="Calibri" w:eastAsia="Calibri" w:hAnsi="Calibri" w:cs="Calibri"/>
         </w:rPr>
       </w:pPr>
+      <w:proofErr w:type="gramStart"/>
       <w:r>
         <w:rPr>
           <w:rFonts w:ascii="Calibri" w:eastAsia="Calibri" w:hAnsi="Calibri" w:cs="Calibri"/>
@@ -1255,6 +1179,7 @@
         </w:rPr>
         <w:t>:</w:t>
       </w:r>
+      <w:proofErr w:type="gramEnd"/>
       <w:r>
         <w:rPr>
           <w:rFonts w:ascii="Calibri" w:eastAsia="Calibri" w:hAnsi="Calibri" w:cs="Calibri"/>
@@ -1270,6 +1195,7 @@
           <w:rFonts w:ascii="Calibri" w:eastAsia="Calibri" w:hAnsi="Calibri" w:cs="Calibri"/>
         </w:rPr>
       </w:pPr>
+      <w:proofErr w:type="gramStart"/>
       <w:r>
         <w:rPr>
           <w:rFonts w:ascii="Times New Roman" w:eastAsia="Times New Roman" w:hAnsi="Symbol" w:cs="Times New Roman"/>
@@ -1297,47 +1223,9 @@
           <w:szCs w:val="24"/>
           <w:lang w:val="en-IN"/>
         </w:rPr>
-        <w:t>User-1:</w:t>
-      </w:r>
-      <w:r>
-        <w:rPr>
-          <w:rFonts w:ascii="Times New Roman" w:eastAsia="Times New Roman" w:hAnsi="Times New Roman" w:cs="Times New Roman"/>
-          <w:sz w:val="24"/>
-          <w:szCs w:val="24"/>
-          <w:lang w:val="en-IN"/>
-        </w:rPr>
-        <w:t xml:space="preserve"> user1@example.com / password123</w:t>
-      </w:r>
-    </w:p>
-    <w:p>
-      <w:pPr>
-        <w:pStyle w:val="ListParagraph"/>
-        <w:spacing w:before="100" w:beforeAutospacing="1" w:after="100" w:afterAutospacing="1" w:line="240" w:lineRule="auto"/>
-        <w:rPr>
-          <w:rFonts w:ascii="Times New Roman" w:eastAsia="Times New Roman" w:hAnsi="Times New Roman" w:cs="Times New Roman"/>
-          <w:sz w:val="24"/>
-          <w:szCs w:val="24"/>
-          <w:lang w:val="en-IN"/>
-        </w:rPr>
-      </w:pPr>
-      <w:r>
-        <w:rPr>
-          <w:rFonts w:ascii="Times New Roman" w:eastAsia="Times New Roman" w:hAnsi="Symbol" w:cs="Times New Roman"/>
-          <w:sz w:val="24"/>
-          <w:szCs w:val="24"/>
-          <w:lang w:val="en-IN"/>
-        </w:rPr>
-        <w:t></w:t>
-      </w:r>
-      <w:r>
-        <w:rPr>
-          <w:rFonts w:ascii="Times New Roman" w:eastAsia="Times New Roman" w:hAnsi="Times New Roman" w:cs="Times New Roman"/>
-          <w:sz w:val="24"/>
-          <w:szCs w:val="24"/>
-          <w:lang w:val="en-IN"/>
-        </w:rPr>
-        <w:t xml:space="preserve">  </w:t>
-      </w:r>
+        <w:t>User</w:t>
+      </w:r>
+      <w:proofErr w:type="gramEnd"/>
       <w:r>
         <w:rPr>
           <w:rFonts w:ascii="Times New Roman" w:eastAsia="Times New Roman" w:hAnsi="Times New Roman" w:cs="Times New Roman"/>
@@ -1347,7 +1235,7 @@
           <w:szCs w:val="24"/>
           <w:lang w:val="en-IN"/>
         </w:rPr>
-        <w:t>User-2:</w:t>
+        <w:t>-1:</w:t>
       </w:r>
       <w:r>
         <w:rPr>
@@ -1356,17 +1244,127 @@
           <w:szCs w:val="24"/>
           <w:lang w:val="en-IN"/>
         </w:rPr>
-        <w:t xml:space="preserve"> user2@example.com / password123</w:t>
+        <w:t xml:space="preserve"> </w:t>
+      </w:r>
+      <w:r>
+        <w:rPr>
+          <w:rFonts w:ascii="Times New Roman" w:eastAsia="Times New Roman" w:hAnsi="Times New Roman" w:cs="Times New Roman"/>
+          <w:sz w:val="24"/>
+          <w:szCs w:val="24"/>
+        </w:rPr>
+        <w:t>http://localhost:5000/api/v1</w:t>
+      </w:r>
+      <w:r>
+        <w:rPr>
+          <w:rFonts w:ascii="Times New Roman" w:eastAsia="Times New Roman" w:hAnsi="Times New Roman" w:cs="Times New Roman"/>
+          <w:sz w:val="24"/>
+          <w:szCs w:val="24"/>
+        </w:rPr>
+        <w:t>/</w:t>
+      </w:r>
+      <w:r>
+        <w:rPr>
+          <w:rFonts w:ascii="Times New Roman" w:eastAsia="Times New Roman" w:hAnsi="Times New Roman" w:cs="Times New Roman"/>
+          <w:sz w:val="24"/>
+          <w:szCs w:val="24"/>
+        </w:rPr>
+        <w:t>/users/search?q=hermione02</w:t>
       </w:r>
     </w:p>
     <w:p>
       <w:pPr>
-        <w:spacing w:after="160" w:line="259" w:lineRule="auto"/>
-        <w:ind w:left="1080"/>
-        <w:rPr>
-          <w:rFonts w:ascii="Calibri" w:eastAsia="Calibri" w:hAnsi="Calibri" w:cs="Calibri"/>
-        </w:rPr>
-      </w:pPr>
+        <w:pStyle w:val="ListParagraph"/>
+        <w:spacing w:before="100" w:beforeAutospacing="1" w:after="100" w:afterAutospacing="1" w:line="240" w:lineRule="auto"/>
+        <w:rPr>
+          <w:rFonts w:ascii="Times New Roman" w:eastAsia="Times New Roman" w:hAnsi="Times New Roman" w:cs="Times New Roman"/>
+          <w:sz w:val="24"/>
+          <w:szCs w:val="24"/>
+          <w:lang w:val="en-IN"/>
+        </w:rPr>
+      </w:pPr>
+      <w:proofErr w:type="gramStart"/>
+      <w:r>
+        <w:rPr>
+          <w:rFonts w:ascii="Times New Roman" w:eastAsia="Times New Roman" w:hAnsi="Symbol" w:cs="Times New Roman"/>
+          <w:sz w:val="24"/>
+          <w:szCs w:val="24"/>
+          <w:lang w:val="en-IN"/>
+        </w:rPr>
+        <w:t></w:t>
+      </w:r>
+      <w:r>
+        <w:rPr>
+          <w:rFonts w:ascii="Times New Roman" w:eastAsia="Times New Roman" w:hAnsi="Times New Roman" w:cs="Times New Roman"/>
+          <w:sz w:val="24"/>
+          <w:szCs w:val="24"/>
+          <w:lang w:val="en-IN"/>
+        </w:rPr>
+        <w:t xml:space="preserve">  </w:t>
+      </w:r>
+      <w:r>
+        <w:rPr>
+          <w:rFonts w:ascii="Times New Roman" w:eastAsia="Times New Roman" w:hAnsi="Times New Roman" w:cs="Times New Roman"/>
+          <w:b/>
+          <w:bCs/>
+          <w:sz w:val="24"/>
+          <w:szCs w:val="24"/>
+          <w:lang w:val="en-IN"/>
+        </w:rPr>
+        <w:t>User</w:t>
+      </w:r>
+      <w:proofErr w:type="gramEnd"/>
+      <w:r>
+        <w:rPr>
+          <w:rFonts w:ascii="Times New Roman" w:eastAsia="Times New Roman" w:hAnsi="Times New Roman" w:cs="Times New Roman"/>
+          <w:b/>
+          <w:bCs/>
+          <w:sz w:val="24"/>
+          <w:szCs w:val="24"/>
+          <w:lang w:val="en-IN"/>
+        </w:rPr>
+        <w:t>-2:</w:t>
+      </w:r>
+      <w:r>
+        <w:rPr>
+          <w:rFonts w:ascii="Times New Roman" w:eastAsia="Times New Roman" w:hAnsi="Times New Roman" w:cs="Times New Roman"/>
+          <w:sz w:val="24"/>
+          <w:szCs w:val="24"/>
+          <w:lang w:val="en-IN"/>
+        </w:rPr>
+        <w:t xml:space="preserve"> </w:t>
+      </w:r>
+      <w:r>
+        <w:rPr>
+          <w:rFonts w:ascii="Times New Roman" w:eastAsia="Times New Roman" w:hAnsi="Times New Roman" w:cs="Times New Roman"/>
+          <w:sz w:val="24"/>
+          <w:szCs w:val="24"/>
+        </w:rPr>
+        <w:t>http://localhost:5000/api/v1</w:t>
+      </w:r>
+      <w:r>
+        <w:rPr>
+          <w:rFonts w:ascii="Times New Roman" w:eastAsia="Times New Roman" w:hAnsi="Times New Roman" w:cs="Times New Roman"/>
+          <w:sz w:val="24"/>
+          <w:szCs w:val="24"/>
+        </w:rPr>
+        <w:t>/</w:t>
+      </w:r>
+      <w:r>
+        <w:rPr>
+          <w:rFonts w:ascii="Times New Roman" w:eastAsia="Times New Roman" w:hAnsi="Times New Roman" w:cs="Times New Roman"/>
+          <w:sz w:val="24"/>
+          <w:szCs w:val="24"/>
+        </w:rPr>
+        <w:t>/users/search?q=</w:t>
+      </w:r>
+      <w:r>
+        <w:rPr>
+          <w:rFonts w:ascii="Times New Roman" w:eastAsia="Times New Roman" w:hAnsi="Times New Roman" w:cs="Times New Roman"/>
+          <w:sz w:val="24"/>
+          <w:szCs w:val="24"/>
+        </w:rPr>
+        <w:t>Harry01</w:t>
+      </w:r>
     </w:p>
     <w:p>
       <w:pPr>
@@ -1435,7 +1433,21 @@
           <w:rFonts w:ascii="Calibri" w:eastAsia="Calibri" w:hAnsi="Calibri" w:cs="Calibri"/>
           <w:b/>
         </w:rPr>
-        <w:t>Test Cases:</w:t>
+        <w:t>Te</w:t>
+      </w:r>
+      <w:r>
+        <w:rPr>
+          <w:rFonts w:ascii="Calibri" w:eastAsia="Calibri" w:hAnsi="Calibri" w:cs="Calibri"/>
+          <w:b/>
+        </w:rPr>
+        <w:t xml:space="preserve">st </w:t>
+      </w:r>
+      <w:r>
+        <w:rPr>
+          <w:rFonts w:ascii="Calibri" w:eastAsia="Calibri" w:hAnsi="Calibri" w:cs="Calibri"/>
+          <w:b/>
+        </w:rPr>
+        <w:t>Cases:</w:t>
       </w:r>
     </w:p>
     <w:tbl>
@@ -1502,7 +1514,21 @@
                 <w:b/>
                 <w:color w:val="1F1F1F"/>
               </w:rPr>
-              <w:t>Test Scenario</w:t>
+              <w:t>T</w:t>
+            </w:r>
+            <w:r>
+              <w:rPr>
+                <w:b/>
+                <w:color w:val="1F1F1F"/>
+              </w:rPr>
+              <w:t>e</w:t>
+            </w:r>
+            <w:r>
+              <w:rPr>
+                <w:b/>
+                <w:color w:val="1F1F1F"/>
+              </w:rPr>
+              <w:t>st Scenario</w:t>
             </w:r>
           </w:p>
         </w:tc>
@@ -1708,7 +1734,7 @@
               <w:rPr>
                 <w:rFonts w:ascii="Calibri" w:eastAsia="Calibri" w:hAnsi="Calibri" w:cs="Calibri"/>
               </w:rPr>
-              <w:t>[Pass/Fail]</w:t>
+              <w:t>Pass</w:t>
             </w:r>
           </w:p>
         </w:tc>
@@ -1869,6 +1895,44 @@
                 <w:color w:val="1F1F1F"/>
               </w:rPr>
             </w:pPr>
+            <w:r>
+              <w:rPr>
+                <w:color w:val="1F1F1F"/>
+              </w:rPr>
+              <w:t xml:space="preserve">Logged </w:t>
+            </w:r>
+            <w:proofErr w:type="gramStart"/>
+            <w:r>
+              <w:rPr>
+                <w:color w:val="1F1F1F"/>
+              </w:rPr>
+              <w:t xml:space="preserve">in, </w:t>
+            </w:r>
+            <w:r>
+              <w:rPr>
+                <w:rFonts w:ascii="Calibri" w:eastAsia="Calibri" w:hAnsi="Calibri" w:cs="Calibri"/>
+              </w:rPr>
+              <w:t xml:space="preserve"> </w:t>
+            </w:r>
+            <w:r>
+              <w:rPr>
+                <w:rFonts w:ascii="Calibri" w:eastAsia="Calibri" w:hAnsi="Calibri" w:cs="Calibri"/>
+              </w:rPr>
+              <w:t>redirected</w:t>
+            </w:r>
+            <w:proofErr w:type="gramEnd"/>
+            <w:r>
+              <w:rPr>
+                <w:rFonts w:ascii="Calibri" w:eastAsia="Calibri" w:hAnsi="Calibri" w:cs="Calibri"/>
+              </w:rPr>
+              <w:t xml:space="preserve"> to dashboard</w:t>
+            </w:r>
+            <w:r>
+              <w:rPr>
+                <w:rFonts w:ascii="Calibri" w:eastAsia="Calibri" w:hAnsi="Calibri" w:cs="Calibri"/>
+              </w:rPr>
+              <w:t>.</w:t>
+            </w:r>
           </w:p>
         </w:tc>
         <w:tc>
@@ -1882,6 +1946,12 @@
                 <w:color w:val="1F1F1F"/>
               </w:rPr>
             </w:pPr>
+            <w:r>
+              <w:rPr>
+                <w:color w:val="1F1F1F"/>
+              </w:rPr>
+              <w:t>Pass</w:t>
+            </w:r>
           </w:p>
         </w:tc>
       </w:tr>
@@ -1942,7 +2012,21 @@
               <w:rPr>
                 <w:color w:val="1F1F1F"/>
               </w:rPr>
-              <w:t>1) Login 2) Open profile 3) Update photo/bio 4) Save</w:t>
+              <w:t>1) Login 2) Open profile 3) Update photo/</w:t>
+            </w:r>
+            <w:proofErr w:type="gramStart"/>
+            <w:r>
+              <w:rPr>
+                <w:color w:val="1F1F1F"/>
+              </w:rPr>
+              <w:t>bio 4</w:t>
+            </w:r>
+            <w:proofErr w:type="gramEnd"/>
+            <w:r>
+              <w:rPr>
+                <w:color w:val="1F1F1F"/>
+              </w:rPr>
+              <w:t>) Save</w:t>
             </w:r>
           </w:p>
         </w:tc>
@@ -1976,6 +2060,12 @@
                 <w:color w:val="1F1F1F"/>
               </w:rPr>
             </w:pPr>
+            <w:r>
+              <w:rPr>
+                <w:color w:val="1F1F1F"/>
+              </w:rPr>
+              <w:t>Edit Profile and saved</w:t>
+            </w:r>
           </w:p>
         </w:tc>
         <w:tc>
@@ -1989,6 +2079,12 @@
                 <w:color w:val="1F1F1F"/>
               </w:rPr>
             </w:pPr>
+            <w:r>
+              <w:rPr>
+                <w:color w:val="1F1F1F"/>
+              </w:rPr>
+              <w:t>Pass</w:t>
+            </w:r>
           </w:p>
         </w:tc>
       </w:tr>
@@ -2083,6 +2179,12 @@
                 <w:color w:val="1F1F1F"/>
               </w:rPr>
             </w:pPr>
+            <w:r>
+              <w:rPr>
+                <w:color w:val="1F1F1F"/>
+              </w:rPr>
+              <w:t>Toggles as per follow/unfollow logic</w:t>
+            </w:r>
           </w:p>
         </w:tc>
         <w:tc>
@@ -2096,6 +2198,12 @@
                 <w:color w:val="1F1F1F"/>
               </w:rPr>
             </w:pPr>
+            <w:r>
+              <w:rPr>
+                <w:color w:val="1F1F1F"/>
+              </w:rPr>
+              <w:t>Pass</w:t>
+            </w:r>
           </w:p>
         </w:tc>
       </w:tr>
@@ -2190,6 +2298,12 @@
                 <w:color w:val="1F1F1F"/>
               </w:rPr>
             </w:pPr>
+            <w:r>
+              <w:rPr>
+                <w:color w:val="1F1F1F"/>
+              </w:rPr>
+              <w:t>Post created and appears on home feed</w:t>
+            </w:r>
           </w:p>
         </w:tc>
         <w:tc>
@@ -2203,6 +2317,12 @@
                 <w:color w:val="1F1F1F"/>
               </w:rPr>
             </w:pPr>
+            <w:r>
+              <w:rPr>
+                <w:color w:val="1F1F1F"/>
+              </w:rPr>
+              <w:t>Pass</w:t>
+            </w:r>
           </w:p>
         </w:tc>
       </w:tr>
@@ -2244,7 +2364,7 @@
               <w:rPr>
                 <w:color w:val="1F1F1F"/>
               </w:rPr>
-              <w:t>Like/Comment</w:t>
+              <w:t>Real-time Chat</w:t>
             </w:r>
           </w:p>
         </w:tc>
@@ -2263,7 +2383,7 @@
               <w:rPr>
                 <w:color w:val="1F1F1F"/>
               </w:rPr>
-              <w:t>1) Open a post 2) Like 3) Add comment</w:t>
+              <w:t>1) Login as User-1 2) Message User-2 3) Check User-2 screen</w:t>
             </w:r>
           </w:p>
         </w:tc>
@@ -2282,7 +2402,7 @@
               <w:rPr>
                 <w:color w:val="1F1F1F"/>
               </w:rPr>
-              <w:t>Like count increments; comment appears in list</w:t>
+              <w:t>Message delivered instantly + stored</w:t>
             </w:r>
           </w:p>
         </w:tc>
@@ -2297,6 +2417,12 @@
                 <w:color w:val="1F1F1F"/>
               </w:rPr>
             </w:pPr>
+            <w:r>
+              <w:rPr>
+                <w:color w:val="1F1F1F"/>
+              </w:rPr>
+              <w:t>Chat window error comes</w:t>
+            </w:r>
           </w:p>
         </w:tc>
         <w:tc>
@@ -2310,6 +2436,12 @@
                 <w:color w:val="1F1F1F"/>
               </w:rPr>
             </w:pPr>
+            <w:r>
+              <w:rPr>
+                <w:color w:val="1F1F1F"/>
+              </w:rPr>
+              <w:t>Fail</w:t>
+            </w:r>
           </w:p>
         </w:tc>
       </w:tr>
@@ -2333,449 +2465,6 @@
                 <w:color w:val="1F1F1F"/>
               </w:rPr>
               <w:t>TC-007</w:t>
-            </w:r>
-          </w:p>
-        </w:tc>
-        <w:tc>
-          <w:tcPr>
-            <w:tcW w:w="1871" w:type="dxa"/>
-          </w:tcPr>
-          <w:p>
-            <w:pPr>
-              <w:spacing w:before="240" w:after="240"/>
-              <w:rPr>
-                <w:color w:val="1F1F1F"/>
-              </w:rPr>
-            </w:pPr>
-            <w:r>
-              <w:rPr>
-                <w:color w:val="1F1F1F"/>
-              </w:rPr>
-              <w:t>Save/</w:t>
-            </w:r>
-            <w:proofErr w:type="spellStart"/>
-            <w:r>
-              <w:rPr>
-                <w:color w:val="1F1F1F"/>
-              </w:rPr>
-              <w:t>Unsave</w:t>
-            </w:r>
-            <w:proofErr w:type="spellEnd"/>
-            <w:r>
-              <w:rPr>
-                <w:color w:val="1F1F1F"/>
-              </w:rPr>
-              <w:t xml:space="preserve"> Post</w:t>
-            </w:r>
-          </w:p>
-        </w:tc>
-        <w:tc>
-          <w:tcPr>
-            <w:tcW w:w="2239" w:type="dxa"/>
-          </w:tcPr>
-          <w:p>
-            <w:pPr>
-              <w:spacing w:before="240" w:after="240"/>
-              <w:rPr>
-                <w:color w:val="1F1F1F"/>
-              </w:rPr>
-            </w:pPr>
-            <w:r>
-              <w:rPr>
-                <w:color w:val="1F1F1F"/>
-              </w:rPr>
-              <w:t>1) Save a post 2) Open Saved page 3) Unsave</w:t>
-            </w:r>
-          </w:p>
-        </w:tc>
-        <w:tc>
-          <w:tcPr>
-            <w:tcW w:w="1701" w:type="dxa"/>
-          </w:tcPr>
-          <w:p>
-            <w:pPr>
-              <w:spacing w:before="240" w:after="240"/>
-              <w:rPr>
-                <w:color w:val="1F1F1F"/>
-              </w:rPr>
-            </w:pPr>
-            <w:r>
-              <w:rPr>
-                <w:color w:val="1F1F1F"/>
-              </w:rPr>
-              <w:t>Saved page shows correct posts</w:t>
-            </w:r>
-          </w:p>
-        </w:tc>
-        <w:tc>
-          <w:tcPr>
-            <w:tcW w:w="1843" w:type="dxa"/>
-          </w:tcPr>
-          <w:p>
-            <w:pPr>
-              <w:spacing w:before="240" w:after="240"/>
-              <w:rPr>
-                <w:color w:val="1F1F1F"/>
-              </w:rPr>
-            </w:pPr>
-          </w:p>
-        </w:tc>
-        <w:tc>
-          <w:tcPr>
-            <w:tcW w:w="1276" w:type="dxa"/>
-          </w:tcPr>
-          <w:p>
-            <w:pPr>
-              <w:spacing w:before="240" w:after="240"/>
-              <w:rPr>
-                <w:color w:val="1F1F1F"/>
-              </w:rPr>
-            </w:pPr>
-          </w:p>
-        </w:tc>
-      </w:tr>
-      <w:tr>
-        <w:trPr>
-          <w:trHeight w:val="1681"/>
-        </w:trPr>
-        <w:tc>
-          <w:tcPr>
-            <w:tcW w:w="988" w:type="dxa"/>
-          </w:tcPr>
-          <w:p>
-            <w:pPr>
-              <w:spacing w:before="240" w:after="240"/>
-              <w:rPr>
-                <w:color w:val="1F1F1F"/>
-              </w:rPr>
-            </w:pPr>
-            <w:r>
-              <w:rPr>
-                <w:color w:val="1F1F1F"/>
-              </w:rPr>
-              <w:lastRenderedPageBreak/>
-              <w:t>TC-008</w:t>
-            </w:r>
-          </w:p>
-        </w:tc>
-        <w:tc>
-          <w:tcPr>
-            <w:tcW w:w="1871" w:type="dxa"/>
-          </w:tcPr>
-          <w:p>
-            <w:pPr>
-              <w:spacing w:before="240" w:after="240"/>
-              <w:rPr>
-                <w:color w:val="1F1F1F"/>
-              </w:rPr>
-            </w:pPr>
-            <w:r>
-              <w:rPr>
-                <w:color w:val="1F1F1F"/>
-              </w:rPr>
-              <w:t>Create Story</w:t>
-            </w:r>
-          </w:p>
-        </w:tc>
-        <w:tc>
-          <w:tcPr>
-            <w:tcW w:w="2239" w:type="dxa"/>
-          </w:tcPr>
-          <w:p>
-            <w:pPr>
-              <w:spacing w:before="240" w:after="240"/>
-              <w:rPr>
-                <w:color w:val="1F1F1F"/>
-              </w:rPr>
-            </w:pPr>
-            <w:r>
-              <w:rPr>
-                <w:color w:val="1F1F1F"/>
-              </w:rPr>
-              <w:t>1) Upload story 2) View stories feed</w:t>
-            </w:r>
-          </w:p>
-        </w:tc>
-        <w:tc>
-          <w:tcPr>
-            <w:tcW w:w="1701" w:type="dxa"/>
-          </w:tcPr>
-          <w:p>
-            <w:pPr>
-              <w:spacing w:before="240" w:after="240"/>
-              <w:rPr>
-                <w:color w:val="1F1F1F"/>
-              </w:rPr>
-            </w:pPr>
-            <w:r>
-              <w:rPr>
-                <w:color w:val="1F1F1F"/>
-              </w:rPr>
-              <w:t>Story visible; viewer tracking works</w:t>
-            </w:r>
-          </w:p>
-        </w:tc>
-        <w:tc>
-          <w:tcPr>
-            <w:tcW w:w="1843" w:type="dxa"/>
-          </w:tcPr>
-          <w:p>
-            <w:pPr>
-              <w:spacing w:before="240" w:after="240"/>
-              <w:rPr>
-                <w:color w:val="1F1F1F"/>
-              </w:rPr>
-            </w:pPr>
-          </w:p>
-        </w:tc>
-        <w:tc>
-          <w:tcPr>
-            <w:tcW w:w="1276" w:type="dxa"/>
-          </w:tcPr>
-          <w:p>
-            <w:pPr>
-              <w:spacing w:before="240" w:after="240"/>
-              <w:rPr>
-                <w:color w:val="1F1F1F"/>
-              </w:rPr>
-            </w:pPr>
-          </w:p>
-        </w:tc>
-      </w:tr>
-      <w:tr>
-        <w:trPr>
-          <w:trHeight w:val="1681"/>
-        </w:trPr>
-        <w:tc>
-          <w:tcPr>
-            <w:tcW w:w="988" w:type="dxa"/>
-          </w:tcPr>
-          <w:p>
-            <w:pPr>
-              <w:spacing w:before="240" w:after="240"/>
-              <w:rPr>
-                <w:color w:val="1F1F1F"/>
-              </w:rPr>
-            </w:pPr>
-            <w:r>
-              <w:rPr>
-                <w:color w:val="1F1F1F"/>
-              </w:rPr>
-              <w:t>TC-009</w:t>
-            </w:r>
-          </w:p>
-        </w:tc>
-        <w:tc>
-          <w:tcPr>
-            <w:tcW w:w="1871" w:type="dxa"/>
-          </w:tcPr>
-          <w:p>
-            <w:pPr>
-              <w:spacing w:before="240" w:after="240"/>
-              <w:rPr>
-                <w:color w:val="1F1F1F"/>
-              </w:rPr>
-            </w:pPr>
-            <w:r>
-              <w:rPr>
-                <w:color w:val="1F1F1F"/>
-              </w:rPr>
-              <w:t>Real-time Chat</w:t>
-            </w:r>
-          </w:p>
-        </w:tc>
-        <w:tc>
-          <w:tcPr>
-            <w:tcW w:w="2239" w:type="dxa"/>
-          </w:tcPr>
-          <w:p>
-            <w:pPr>
-              <w:spacing w:before="240" w:after="240"/>
-              <w:rPr>
-                <w:color w:val="1F1F1F"/>
-              </w:rPr>
-            </w:pPr>
-            <w:r>
-              <w:rPr>
-                <w:color w:val="1F1F1F"/>
-              </w:rPr>
-              <w:t>1) Login as User-1 2) Message User-2 3) Check User-2 screen</w:t>
-            </w:r>
-          </w:p>
-        </w:tc>
-        <w:tc>
-          <w:tcPr>
-            <w:tcW w:w="1701" w:type="dxa"/>
-          </w:tcPr>
-          <w:p>
-            <w:pPr>
-              <w:spacing w:before="240" w:after="240"/>
-              <w:rPr>
-                <w:color w:val="1F1F1F"/>
-              </w:rPr>
-            </w:pPr>
-            <w:r>
-              <w:rPr>
-                <w:color w:val="1F1F1F"/>
-              </w:rPr>
-              <w:t>Message delivered instantly + stored</w:t>
-            </w:r>
-          </w:p>
-        </w:tc>
-        <w:tc>
-          <w:tcPr>
-            <w:tcW w:w="1843" w:type="dxa"/>
-          </w:tcPr>
-          <w:p>
-            <w:pPr>
-              <w:spacing w:before="240" w:after="240"/>
-              <w:rPr>
-                <w:color w:val="1F1F1F"/>
-              </w:rPr>
-            </w:pPr>
-          </w:p>
-        </w:tc>
-        <w:tc>
-          <w:tcPr>
-            <w:tcW w:w="1276" w:type="dxa"/>
-          </w:tcPr>
-          <w:p>
-            <w:pPr>
-              <w:spacing w:before="240" w:after="240"/>
-              <w:rPr>
-                <w:color w:val="1F1F1F"/>
-              </w:rPr>
-            </w:pPr>
-          </w:p>
-        </w:tc>
-      </w:tr>
-      <w:tr>
-        <w:trPr>
-          <w:trHeight w:val="1681"/>
-        </w:trPr>
-        <w:tc>
-          <w:tcPr>
-            <w:tcW w:w="988" w:type="dxa"/>
-          </w:tcPr>
-          <w:p>
-            <w:pPr>
-              <w:spacing w:before="240" w:after="240"/>
-              <w:rPr>
-                <w:color w:val="1F1F1F"/>
-              </w:rPr>
-            </w:pPr>
-            <w:r>
-              <w:rPr>
-                <w:color w:val="1F1F1F"/>
-              </w:rPr>
-              <w:t>TC-010</w:t>
-            </w:r>
-          </w:p>
-        </w:tc>
-        <w:tc>
-          <w:tcPr>
-            <w:tcW w:w="1871" w:type="dxa"/>
-          </w:tcPr>
-          <w:p>
-            <w:pPr>
-              <w:spacing w:before="240" w:after="240"/>
-              <w:rPr>
-                <w:color w:val="1F1F1F"/>
-              </w:rPr>
-            </w:pPr>
-            <w:r>
-              <w:rPr>
-                <w:color w:val="1F1F1F"/>
-              </w:rPr>
-              <w:t>Notifications</w:t>
-            </w:r>
-          </w:p>
-        </w:tc>
-        <w:tc>
-          <w:tcPr>
-            <w:tcW w:w="2239" w:type="dxa"/>
-          </w:tcPr>
-          <w:p>
-            <w:pPr>
-              <w:spacing w:before="240" w:after="240"/>
-              <w:rPr>
-                <w:color w:val="1F1F1F"/>
-              </w:rPr>
-            </w:pPr>
-            <w:r>
-              <w:rPr>
-                <w:color w:val="1F1F1F"/>
-              </w:rPr>
-              <w:t>1) User-2 likes User-1 post 2) User-1 opens notifications</w:t>
-            </w:r>
-          </w:p>
-        </w:tc>
-        <w:tc>
-          <w:tcPr>
-            <w:tcW w:w="1701" w:type="dxa"/>
-          </w:tcPr>
-          <w:p>
-            <w:pPr>
-              <w:spacing w:before="240" w:after="240"/>
-              <w:rPr>
-                <w:color w:val="1F1F1F"/>
-              </w:rPr>
-            </w:pPr>
-            <w:r>
-              <w:rPr>
-                <w:color w:val="1F1F1F"/>
-              </w:rPr>
-              <w:t>Real-time notification appears + can be marked read</w:t>
-            </w:r>
-          </w:p>
-        </w:tc>
-        <w:tc>
-          <w:tcPr>
-            <w:tcW w:w="1843" w:type="dxa"/>
-          </w:tcPr>
-          <w:p>
-            <w:pPr>
-              <w:spacing w:before="240" w:after="240"/>
-              <w:rPr>
-                <w:color w:val="1F1F1F"/>
-              </w:rPr>
-            </w:pPr>
-          </w:p>
-        </w:tc>
-        <w:tc>
-          <w:tcPr>
-            <w:tcW w:w="1276" w:type="dxa"/>
-          </w:tcPr>
-          <w:p>
-            <w:pPr>
-              <w:spacing w:before="240" w:after="240"/>
-              <w:rPr>
-                <w:color w:val="1F1F1F"/>
-              </w:rPr>
-            </w:pPr>
-          </w:p>
-        </w:tc>
-      </w:tr>
-      <w:tr>
-        <w:trPr>
-          <w:trHeight w:val="1495"/>
-        </w:trPr>
-        <w:tc>
-          <w:tcPr>
-            <w:tcW w:w="988" w:type="dxa"/>
-          </w:tcPr>
-          <w:p>
-            <w:pPr>
-              <w:spacing w:before="240" w:after="240"/>
-              <w:rPr>
-                <w:color w:val="1F1F1F"/>
-              </w:rPr>
-            </w:pPr>
-            <w:r>
-              <w:rPr>
-                <w:color w:val="1F1F1F"/>
-              </w:rPr>
-              <w:t>TC-011</w:t>
             </w:r>
           </w:p>
         </w:tc>
@@ -2936,6 +2625,12 @@
                 <w:color w:val="1F1F1F"/>
               </w:rPr>
             </w:pPr>
+            <w:r>
+              <w:rPr>
+                <w:color w:val="1F1F1F"/>
+              </w:rPr>
+              <w:t>Dropdown menu comes with related profile</w:t>
+            </w:r>
           </w:p>
         </w:tc>
         <w:tc>
@@ -2949,6 +2644,12 @@
                 <w:color w:val="1F1F1F"/>
               </w:rPr>
             </w:pPr>
+            <w:r>
+              <w:rPr>
+                <w:color w:val="1F1F1F"/>
+              </w:rPr>
+              <w:t>Pass</w:t>
+            </w:r>
           </w:p>
         </w:tc>
       </w:tr>
@@ -2991,7 +2692,7 @@
       <w:tblPr>
         <w:tblStyle w:val="afd"/>
         <w:tblpPr w:leftFromText="180" w:rightFromText="180" w:topFromText="180" w:bottomFromText="180" w:vertAnchor="text"/>
-        <w:tblW w:w="8642" w:type="dxa"/>
+        <w:tblW w:w="9049" w:type="dxa"/>
         <w:tblBorders>
           <w:top w:val="single" w:sz="4" w:space="0" w:color="000000"/>
           <w:left w:val="single" w:sz="4" w:space="0" w:color="000000"/>
@@ -3004,20 +2705,20 @@
         <w:tblLook w:val="0600" w:firstRow="0" w:lastRow="0" w:firstColumn="0" w:lastColumn="0" w:noHBand="1" w:noVBand="1"/>
       </w:tblPr>
       <w:tblGrid>
-        <w:gridCol w:w="1129"/>
-        <w:gridCol w:w="1441"/>
-        <w:gridCol w:w="2245"/>
-        <w:gridCol w:w="1276"/>
-        <w:gridCol w:w="1134"/>
-        <w:gridCol w:w="1417"/>
+        <w:gridCol w:w="1182"/>
+        <w:gridCol w:w="1509"/>
+        <w:gridCol w:w="2351"/>
+        <w:gridCol w:w="1336"/>
+        <w:gridCol w:w="1187"/>
+        <w:gridCol w:w="1484"/>
       </w:tblGrid>
       <w:tr>
         <w:trPr>
-          <w:trHeight w:val="841"/>
+          <w:trHeight w:val="850"/>
         </w:trPr>
         <w:tc>
           <w:tcPr>
-            <w:tcW w:w="1129" w:type="dxa"/>
+            <w:tcW w:w="1182" w:type="dxa"/>
           </w:tcPr>
           <w:p>
             <w:pPr>
@@ -3038,7 +2739,7 @@
         </w:tc>
         <w:tc>
           <w:tcPr>
-            <w:tcW w:w="1441" w:type="dxa"/>
+            <w:tcW w:w="1509" w:type="dxa"/>
           </w:tcPr>
           <w:p>
             <w:pPr>
@@ -3059,7 +2760,7 @@
         </w:tc>
         <w:tc>
           <w:tcPr>
-            <w:tcW w:w="2245" w:type="dxa"/>
+            <w:tcW w:w="2351" w:type="dxa"/>
           </w:tcPr>
           <w:p>
             <w:pPr>
@@ -3080,7 +2781,7 @@
         </w:tc>
         <w:tc>
           <w:tcPr>
-            <w:tcW w:w="1276" w:type="dxa"/>
+            <w:tcW w:w="1336" w:type="dxa"/>
           </w:tcPr>
           <w:p>
             <w:pPr>
@@ -3101,7 +2802,7 @@
         </w:tc>
         <w:tc>
           <w:tcPr>
-            <w:tcW w:w="1134" w:type="dxa"/>
+            <w:tcW w:w="1187" w:type="dxa"/>
           </w:tcPr>
           <w:p>
             <w:pPr>
@@ -3122,7 +2823,7 @@
         </w:tc>
         <w:tc>
           <w:tcPr>
-            <w:tcW w:w="1417" w:type="dxa"/>
+            <w:tcW w:w="1484" w:type="dxa"/>
           </w:tcPr>
           <w:p>
             <w:pPr>
@@ -3143,9 +2844,12 @@
         </w:tc>
       </w:tr>
       <w:tr>
-        <w:tc>
-          <w:tcPr>
-            <w:tcW w:w="1129" w:type="dxa"/>
+        <w:trPr>
+          <w:trHeight w:val="3388"/>
+        </w:trPr>
+        <w:tc>
+          <w:tcPr>
+            <w:tcW w:w="1182" w:type="dxa"/>
           </w:tcPr>
           <w:p>
             <w:pPr>
@@ -3165,11 +2869,24 @@
         </w:tc>
         <w:tc>
           <w:tcPr>
-            <w:tcW w:w="1441" w:type="dxa"/>
-          </w:tcPr>
-          <w:p>
-            <w:r>
-              <w:t>Story upload fails for valid image</w:t>
+            <w:tcW w:w="1509" w:type="dxa"/>
+          </w:tcPr>
+          <w:p>
+            <w:r>
+              <w:t>Chat window /chats</w:t>
+            </w:r>
+            <w:proofErr w:type="gramStart"/>
+            <w:r>
+              <w:t>/:</w:t>
+            </w:r>
+            <w:proofErr w:type="spellStart"/>
+            <w:r>
+              <w:t>chatId</w:t>
+            </w:r>
+            <w:proofErr w:type="spellEnd"/>
+            <w:proofErr w:type="gramEnd"/>
+            <w:r>
+              <w:t xml:space="preserve"> throws error</w:t>
             </w:r>
           </w:p>
           <w:p>
@@ -3184,21 +2901,54 @@
         </w:tc>
         <w:tc>
           <w:tcPr>
-            <w:tcW w:w="2245" w:type="dxa"/>
+            <w:tcW w:w="2351" w:type="dxa"/>
           </w:tcPr>
           <w:p>
             <w:pPr>
               <w:widowControl/>
               <w:spacing w:after="160" w:line="259" w:lineRule="auto"/>
-            </w:pPr>
-            <w:r>
-              <w:t>1) Login 2) Upload jpg &lt; size limit 3) Submit</w:t>
-            </w:r>
-          </w:p>
-        </w:tc>
-        <w:tc>
-          <w:tcPr>
-            <w:tcW w:w="1276" w:type="dxa"/>
+              <w:rPr>
+                <w:sz w:val="20"/>
+                <w:szCs w:val="20"/>
+              </w:rPr>
+            </w:pPr>
+            <w:r>
+              <w:rPr>
+                <w:sz w:val="20"/>
+                <w:szCs w:val="20"/>
+              </w:rPr>
+              <w:t>1. Log in with a valid user. 2. Go to Messages/Chats page. 3. Click on any chat in the chat list (navigates to /chats</w:t>
+            </w:r>
+            <w:proofErr w:type="gramStart"/>
+            <w:r>
+              <w:rPr>
+                <w:sz w:val="20"/>
+                <w:szCs w:val="20"/>
+              </w:rPr>
+              <w:t>/:</w:t>
+            </w:r>
+            <w:proofErr w:type="spellStart"/>
+            <w:r>
+              <w:rPr>
+                <w:sz w:val="20"/>
+                <w:szCs w:val="20"/>
+              </w:rPr>
+              <w:t>chatId</w:t>
+            </w:r>
+            <w:proofErr w:type="spellEnd"/>
+            <w:proofErr w:type="gramEnd"/>
+            <w:r>
+              <w:rPr>
+                <w:sz w:val="20"/>
+                <w:szCs w:val="20"/>
+              </w:rPr>
+              <w:t>). 4. Chat screen crashes / shows error instead of messages.</w:t>
+            </w:r>
+          </w:p>
+        </w:tc>
+        <w:tc>
+          <w:tcPr>
+            <w:tcW w:w="1336" w:type="dxa"/>
           </w:tcPr>
           <w:p>
             <w:pPr>
@@ -3218,7 +2968,7 @@
         </w:tc>
         <w:tc>
           <w:tcPr>
-            <w:tcW w:w="1134" w:type="dxa"/>
+            <w:tcW w:w="1187" w:type="dxa"/>
           </w:tcPr>
           <w:p>
             <w:pPr>
@@ -3238,7 +2988,7 @@
         </w:tc>
         <w:tc>
           <w:tcPr>
-            <w:tcW w:w="1417" w:type="dxa"/>
+            <w:tcW w:w="1484" w:type="dxa"/>
           </w:tcPr>
           <w:p>
             <w:pPr>
@@ -3252,29 +3002,34 @@
               <w:rPr>
                 <w:rFonts w:ascii="Calibri" w:eastAsia="Calibri" w:hAnsi="Calibri" w:cs="Calibri"/>
               </w:rPr>
-              <w:t xml:space="preserve">Check </w:t>
+              <w:t xml:space="preserve">Check: (a) user membership in chat, (b) null checks before reading </w:t>
             </w:r>
             <w:proofErr w:type="spellStart"/>
+            <w:proofErr w:type="gramStart"/>
             <w:r>
               <w:rPr>
                 <w:rFonts w:ascii="Calibri" w:eastAsia="Calibri" w:hAnsi="Calibri" w:cs="Calibri"/>
               </w:rPr>
-              <w:t>multer</w:t>
+              <w:t>chat.messages</w:t>
             </w:r>
             <w:proofErr w:type="spellEnd"/>
+            <w:proofErr w:type="gramEnd"/>
             <w:r>
               <w:rPr>
                 <w:rFonts w:ascii="Calibri" w:eastAsia="Calibri" w:hAnsi="Calibri" w:cs="Calibri"/>
               </w:rPr>
-              <w:t xml:space="preserve"> file filter + size validation</w:t>
+              <w:t>, (c) server error logs for this route.</w:t>
             </w:r>
           </w:p>
         </w:tc>
       </w:tr>
       <w:tr>
-        <w:tc>
-          <w:tcPr>
-            <w:tcW w:w="1129" w:type="dxa"/>
+        <w:trPr>
+          <w:trHeight w:val="2579"/>
+        </w:trPr>
+        <w:tc>
+          <w:tcPr>
+            <w:tcW w:w="1182" w:type="dxa"/>
           </w:tcPr>
           <w:p>
             <w:pPr>
@@ -3293,7 +3048,7 @@
         </w:tc>
         <w:tc>
           <w:tcPr>
-            <w:tcW w:w="1441" w:type="dxa"/>
+            <w:tcW w:w="1509" w:type="dxa"/>
           </w:tcPr>
           <w:p>
             <w:pPr>
@@ -3306,13 +3061,13 @@
               <w:rPr>
                 <w:color w:val="1F1F1F"/>
               </w:rPr>
-              <w:t>Notifications not updating in real time</w:t>
-            </w:r>
-          </w:p>
-        </w:tc>
-        <w:tc>
-          <w:tcPr>
-            <w:tcW w:w="2245" w:type="dxa"/>
+              <w:t>Profile pic not sustaining</w:t>
+            </w:r>
+          </w:p>
+        </w:tc>
+        <w:tc>
+          <w:tcPr>
+            <w:tcW w:w="2351" w:type="dxa"/>
           </w:tcPr>
           <w:p>
             <w:pPr>
@@ -3324,14 +3079,32 @@
             <w:r>
               <w:rPr>
                 <w:color w:val="1F1F1F"/>
-              </w:rPr>
-              <w:t>1) User-2 likes a post 2) User-1 stays on feed</w:t>
-            </w:r>
-          </w:p>
-        </w:tc>
-        <w:tc>
-          <w:tcPr>
-            <w:tcW w:w="1276" w:type="dxa"/>
+                <w:sz w:val="20"/>
+                <w:szCs w:val="20"/>
+              </w:rPr>
+              <w:t xml:space="preserve">1. Log in and go to Profile → Edit Profile. 2. Upload a new profile picture and click Save. 3. Refresh the page or log out and log back in. 4. Profile picture reverts to </w:t>
+            </w:r>
+            <w:r>
+              <w:rPr>
+                <w:color w:val="1F1F1F"/>
+                <w:sz w:val="20"/>
+                <w:szCs w:val="20"/>
+              </w:rPr>
+              <w:t>broken</w:t>
+            </w:r>
+            <w:r>
+              <w:rPr>
+                <w:color w:val="1F1F1F"/>
+                <w:sz w:val="20"/>
+                <w:szCs w:val="20"/>
+              </w:rPr>
+              <w:t xml:space="preserve"> image.</w:t>
+            </w:r>
+          </w:p>
+        </w:tc>
+        <w:tc>
+          <w:tcPr>
+            <w:tcW w:w="1336" w:type="dxa"/>
           </w:tcPr>
           <w:p>
             <w:pPr>
@@ -3344,13 +3117,13 @@
               <w:rPr>
                 <w:color w:val="1F1F1F"/>
               </w:rPr>
-              <w:t>High</w:t>
-            </w:r>
-          </w:p>
-        </w:tc>
-        <w:tc>
-          <w:tcPr>
-            <w:tcW w:w="1134" w:type="dxa"/>
+              <w:t>Medium</w:t>
+            </w:r>
+          </w:p>
+        </w:tc>
+        <w:tc>
+          <w:tcPr>
+            <w:tcW w:w="1187" w:type="dxa"/>
           </w:tcPr>
           <w:p>
             <w:pPr>
@@ -3369,7 +3142,7 @@
         </w:tc>
         <w:tc>
           <w:tcPr>
-            <w:tcW w:w="1417" w:type="dxa"/>
+            <w:tcW w:w="1484" w:type="dxa"/>
           </w:tcPr>
           <w:p>
             <w:pPr>
@@ -3382,7 +3155,21 @@
               <w:rPr>
                 <w:color w:val="1F1F1F"/>
               </w:rPr>
-              <w:t>Verify user socket room + event emit</w:t>
+              <w:t>Probably profile image URL/file path not being saved or not returned in /</w:t>
+            </w:r>
+            <w:proofErr w:type="spellStart"/>
+            <w:r>
+              <w:rPr>
+                <w:color w:val="1F1F1F"/>
+              </w:rPr>
+              <w:t>api</w:t>
+            </w:r>
+            <w:proofErr w:type="spellEnd"/>
+            <w:r>
+              <w:rPr>
+                <w:color w:val="1F1F1F"/>
+              </w:rPr>
+              <w:t>/users/me. Verify DB update, response mapping in frontend, and any caching of user object in context/store.</w:t>
             </w:r>
           </w:p>
         </w:tc>
@@ -3393,23 +3180,6 @@
         <w:spacing w:after="160" w:line="259" w:lineRule="auto"/>
         <w:rPr>
           <w:rFonts w:ascii="Calibri" w:eastAsia="Calibri" w:hAnsi="Calibri" w:cs="Calibri"/>
-        </w:rPr>
-      </w:pPr>
-    </w:p>
-    <w:p>
-      <w:pPr>
-        <w:spacing w:after="160" w:line="259" w:lineRule="auto"/>
-        <w:rPr>
-          <w:rFonts w:ascii="Calibri" w:eastAsia="Calibri" w:hAnsi="Calibri" w:cs="Calibri"/>
-          <w:b/>
-        </w:rPr>
-      </w:pPr>
-    </w:p>
-    <w:p>
-      <w:pPr>
-        <w:spacing w:after="160" w:line="259" w:lineRule="auto"/>
-        <w:rPr>
-          <w:rFonts w:ascii="Calibri" w:eastAsia="Calibri" w:hAnsi="Calibri" w:cs="Calibri"/>
           <w:b/>
         </w:rPr>
       </w:pPr>
@@ -3539,8 +3309,13 @@
         </w:rPr>
         <w:t>Notes:</w:t>
       </w:r>
-    </w:p>
-    <w:p>
+      <w:r>
+        <w:rPr>
+          <w:rFonts w:ascii="Calibri" w:eastAsia="Calibri" w:hAnsi="Calibri" w:cs="Calibri"/>
+          <w:b/>
+        </w:rPr>
+        <w:t xml:space="preserve"> </w:t>
+      </w:r>
       <w:r>
         <w:rPr>
           <w:rFonts w:ascii="Calibri" w:eastAsia="Calibri" w:hAnsi="Calibri" w:cs="Calibri"/>
@@ -5312,6 +5087,18 @@
       <w:shd w:val="clear" w:color="auto" w:fill="E1DFDD"/>
     </w:rPr>
   </w:style>
+  <w:style w:type="character" w:styleId="FollowedHyperlink">
+    <w:name w:val="FollowedHyperlink"/>
+    <w:basedOn w:val="DefaultParagraphFont"/>
+    <w:uiPriority w:val="99"/>
+    <w:semiHidden/>
+    <w:unhideWhenUsed/>
+    <w:rsid w:val="00B36CAA"/>
+    <w:rPr>
+      <w:color w:val="800080" w:themeColor="followedHyperlink"/>
+      <w:u w:val="single"/>
+    </w:rPr>
+  </w:style>
 </w:styles>
 </file>
 
